--- a/QTQLĐT&HTQT03/QTQLĐT&HTQT03BM44.docx
+++ b/QTQLĐT&HTQT03/QTQLĐT&HTQT03BM44.docx
@@ -1,8 +1,971 @@
 
 <file path=word/document.xml><?xml version="1.0" encoding="utf-8"?>
-<w:document xmlns:wpc="http://schemas.microsoft.com/office/word/2010/wordprocessingCanvas" xmlns:cx="http://schemas.microsoft.com/office/drawing/2014/chartex" xmlns:cx1="http://schemas.microsoft.com/office/drawing/2015/9/8/chartex" xmlns:cx2="http://schemas.microsoft.com/office/drawing/2015/10/21/chartex" xmlns:cx3="http://schemas.microsoft.com/office/drawing/2016/5/9/chartex" xmlns:cx4="http://schemas.microsoft.com/office/drawing/2016/5/10/chartex" xmlns:cx5="http://schemas.microsoft.com/office/drawing/2016/5/11/chartex" xmlns:cx6="http://schemas.microsoft.com/office/drawing/2016/5/12/chartex" xmlns:cx7="http://schemas.microsoft.com/office/drawing/2016/5/13/chartex" xmlns:cx8="http://schemas.microsoft.com/office/drawing/2016/5/14/chartex" xmlns:mc="http://schemas.openxmlformats.org/markup-compatibility/2006" xmlns:aink="http://schemas.microsoft.com/office/drawing/2016/ink" xmlns:am3d="http://schemas.microsoft.com/office/drawing/2017/model3d" xmlns:o="urn:schemas-microsoft-com:office:office" xmlns:oel="http://schemas.microsoft.com/office/2019/extlst" xmlns:r="http://schemas.openxmlformats.org/officeDocument/2006/relationships" xmlns:m="http://schemas.openxmlformats.org/officeDocument/2006/math" xmlns:v="urn:schemas-microsoft-com:vml" xmlns:wp14="http://schemas.microsoft.com/office/word/2010/wordprocessingDrawing" xmlns:wp="http://schemas.openxmlformats.org/drawingml/2006/wordprocessingDrawing" xmlns:w10="urn:schemas-microsoft-com:office:word" xmlns:w="http://schemas.openxmlformats.org/wordprocessingml/2006/main" xmlns:w14="http://schemas.microsoft.com/office/word/2010/wordml" xmlns:w15="http://schemas.microsoft.com/office/word/2012/wordml" xmlns:w16cex="http://schemas.microsoft.com/office/word/2018/wordml/cex" xmlns:w16cid="http://schemas.microsoft.com/office/word/2016/wordml/cid" xmlns:w16="http://schemas.microsoft.com/office/word/2018/wordml" xmlns:w16sdtdh="http://schemas.microsoft.com/office/word/2020/wordml/sdtdatahash" xmlns:w16se="http://schemas.microsoft.com/office/word/2015/wordml/symex" xmlns:wpg="http://schemas.microsoft.com/office/word/2010/wordprocessingGroup" xmlns:wpi="http://schemas.microsoft.com/office/word/2010/wordprocessingInk" xmlns:wne="http://schemas.microsoft.com/office/word/2006/wordml" xmlns:wps="http://schemas.microsoft.com/office/word/2010/wordprocessingShape" mc:Ignorable="w14 w15 w16se w16cid w16 w16cex w16sdtdh wp14">
+<w:document xmlns:wpc="http://schemas.microsoft.com/office/word/2010/wordprocessingCanvas" xmlns:cx="http://schemas.microsoft.com/office/drawing/2014/chartex" xmlns:cx1="http://schemas.microsoft.com/office/drawing/2015/9/8/chartex" xmlns:cx2="http://schemas.microsoft.com/office/drawing/2015/10/21/chartex" xmlns:cx3="http://schemas.microsoft.com/office/drawing/2016/5/9/chartex" xmlns:cx4="http://schemas.microsoft.com/office/drawing/2016/5/10/chartex" xmlns:cx5="http://schemas.microsoft.com/office/drawing/2016/5/11/chartex" xmlns:cx6="http://schemas.microsoft.com/office/drawing/2016/5/12/chartex" xmlns:cx7="http://schemas.microsoft.com/office/drawing/2016/5/13/chartex" xmlns:cx8="http://schemas.microsoft.com/office/drawing/2016/5/14/chartex" xmlns:mc="http://schemas.openxmlformats.org/markup-compatibility/2006" xmlns:aink="http://schemas.microsoft.com/office/drawing/2016/ink" xmlns:am3d="http://schemas.microsoft.com/office/drawing/2017/model3d" xmlns:o="urn:schemas-microsoft-com:office:office" xmlns:oel="http://schemas.microsoft.com/office/2019/extlst" xmlns:r="http://schemas.openxmlformats.org/officeDocument/2006/relationships" xmlns:m="http://schemas.openxmlformats.org/officeDocument/2006/math" xmlns:v="urn:schemas-microsoft-com:vml" xmlns:wp14="http://schemas.microsoft.com/office/word/2010/wordprocessingDrawing" xmlns:wp="http://schemas.openxmlformats.org/drawingml/2006/wordprocessingDrawing" xmlns:w10="urn:schemas-microsoft-com:office:word" xmlns:w="http://schemas.openxmlformats.org/wordprocessingml/2006/main" xmlns:w14="http://schemas.microsoft.com/office/word/2010/wordml" xmlns:w15="http://schemas.microsoft.com/office/word/2012/wordml" xmlns:w16cex="http://schemas.microsoft.com/office/word/2018/wordml/cex" xmlns:w16cid="http://schemas.microsoft.com/office/word/2016/wordml/cid" xmlns:w16="http://schemas.microsoft.com/office/word/2018/wordml" xmlns:w16du="http://schemas.microsoft.com/office/word/2023/wordml/word16du" xmlns:w16sdtdh="http://schemas.microsoft.com/office/word/2020/wordml/sdtdatahash" xmlns:w16sdtfl="http://schemas.microsoft.com/office/word/2024/wordml/sdtformatlock" xmlns:w16se="http://schemas.microsoft.com/office/word/2015/wordml/symex" xmlns:wpg="http://schemas.microsoft.com/office/word/2010/wordprocessingGroup" xmlns:wpi="http://schemas.microsoft.com/office/word/2010/wordprocessingInk" xmlns:wne="http://schemas.microsoft.com/office/word/2006/wordml" xmlns:wps="http://schemas.microsoft.com/office/word/2010/wordprocessingShape" mc:Ignorable="w14 w15 w16se w16cid w16 w16cex w16sdtdh w16sdtfl w16du wp14">
   <w:body>
-    <w:p/>
+    <w:p>
+      <w:pPr>
+        <w:shd w:val="clear" w:color="auto" w:fill="FFFFFF" w:themeFill="background1"/>
+        <w:spacing w:after="0"/>
+        <w:jc w:val="center"/>
+        <w:rPr>
+          <w:b/>
+          <w:bCs/>
+          <w:color w:val="000000" w:themeColor="text1"/>
+        </w:rPr>
+      </w:pPr>
+      <w:bookmarkStart w:id="0" w:name="_Hlk123117737"/>
+      <w:r>
+        <w:rPr>
+          <w:b/>
+          <w:bCs/>
+          <w:color w:val="000000" w:themeColor="text1"/>
+        </w:rPr>
+        <w:t>ĐẢNG CỘNG SẢN VIỆT NAM</w:t>
+      </w:r>
+    </w:p>
+    <w:p>
+      <w:pPr>
+        <w:shd w:val="clear" w:color="auto" w:fill="FFFFFF" w:themeFill="background1"/>
+        <w:spacing w:after="0"/>
+        <w:jc w:val="center"/>
+        <w:rPr>
+          <w:color w:val="000000" w:themeColor="text1"/>
+        </w:rPr>
+      </w:pPr>
+      <w:r>
+        <w:rPr>
+          <w:noProof/>
+          <w:color w:val="000000" w:themeColor="text1"/>
+        </w:rPr>
+        <mc:AlternateContent>
+          <mc:Choice Requires="wps">
+            <w:drawing>
+              <wp:anchor distT="0" distB="0" distL="114300" distR="114300" simplePos="0" relativeHeight="251659264" behindDoc="0" locked="0" layoutInCell="1" allowOverlap="1" wp14:anchorId="24D86F9C" wp14:editId="1E3E75C3">
+                <wp:simplePos x="0" y="0"/>
+                <wp:positionH relativeFrom="column">
+                  <wp:posOffset>2038350</wp:posOffset>
+                </wp:positionH>
+                <wp:positionV relativeFrom="paragraph">
+                  <wp:posOffset>60960</wp:posOffset>
+                </wp:positionV>
+                <wp:extent cx="1644015" cy="0"/>
+                <wp:effectExtent l="9525" t="13335" r="13335" b="5715"/>
+                <wp:wrapNone/>
+                <wp:docPr id="1411942451" name="Straight Arrow Connector 177"/>
+                <wp:cNvGraphicFramePr>
+                  <a:graphicFrameLocks xmlns:a="http://schemas.openxmlformats.org/drawingml/2006/main"/>
+                </wp:cNvGraphicFramePr>
+                <a:graphic xmlns:a="http://schemas.openxmlformats.org/drawingml/2006/main">
+                  <a:graphicData uri="http://schemas.microsoft.com/office/word/2010/wordprocessingShape">
+                    <wps:wsp>
+                      <wps:cNvCnPr>
+                        <a:cxnSpLocks noChangeShapeType="1"/>
+                      </wps:cNvCnPr>
+                      <wps:spPr bwMode="auto">
+                        <a:xfrm>
+                          <a:off x="0" y="0"/>
+                          <a:ext cx="1644015" cy="0"/>
+                        </a:xfrm>
+                        <a:prstGeom prst="straightConnector1">
+                          <a:avLst/>
+                        </a:prstGeom>
+                        <a:noFill/>
+                        <a:ln w="9525">
+                          <a:solidFill>
+                            <a:srgbClr val="000000"/>
+                          </a:solidFill>
+                          <a:round/>
+                          <a:headEnd/>
+                          <a:tailEnd/>
+                        </a:ln>
+                        <a:extLst>
+                          <a:ext uri="{909E8E84-426E-40DD-AFC4-6F175D3DCCD1}">
+                            <a14:hiddenFill xmlns:a14="http://schemas.microsoft.com/office/drawing/2010/main">
+                              <a:noFill/>
+                            </a14:hiddenFill>
+                          </a:ext>
+                        </a:extLst>
+                      </wps:spPr>
+                      <wps:bodyPr/>
+                    </wps:wsp>
+                  </a:graphicData>
+                </a:graphic>
+                <wp14:sizeRelH relativeFrom="page">
+                  <wp14:pctWidth>0</wp14:pctWidth>
+                </wp14:sizeRelH>
+                <wp14:sizeRelV relativeFrom="page">
+                  <wp14:pctHeight>0</wp14:pctHeight>
+                </wp14:sizeRelV>
+              </wp:anchor>
+            </w:drawing>
+          </mc:Choice>
+          <mc:Fallback>
+            <w:pict>
+              <v:shapetype w14:anchorId="686DC6E4" id="_x0000_t32" coordsize="21600,21600" o:spt="32" o:oned="t" path="m,l21600,21600e" filled="f">
+                <v:path arrowok="t" fillok="f" o:connecttype="none"/>
+                <o:lock v:ext="edit" shapetype="t"/>
+              </v:shapetype>
+              <v:shape id="Straight Arrow Connector 177" o:spid="_x0000_s1026" type="#_x0000_t32" style="position:absolute;margin-left:160.5pt;margin-top:4.8pt;width:129.45pt;height:0;z-index:251659264;visibility:visible;mso-wrap-style:square;mso-width-percent:0;mso-height-percent:0;mso-wrap-distance-left:9pt;mso-wrap-distance-top:0;mso-wrap-distance-right:9pt;mso-wrap-distance-bottom:0;mso-position-horizontal:absolute;mso-position-horizontal-relative:text;mso-position-vertical:absolute;mso-position-vertical-relative:text;mso-width-percent:0;mso-height-percent:0;mso-width-relative:page;mso-height-relative:page" o:gfxdata="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"/>
+            </w:pict>
+          </mc:Fallback>
+        </mc:AlternateContent>
+      </w:r>
+    </w:p>
+    <w:p>
+      <w:pPr>
+        <w:shd w:val="clear" w:color="auto" w:fill="FFFFFF" w:themeFill="background1"/>
+        <w:spacing w:after="0"/>
+        <w:ind w:left="2880" w:firstLine="720"/>
+        <w:jc w:val="right"/>
+        <w:rPr>
+          <w:i/>
+          <w:iCs/>
+          <w:color w:val="000000" w:themeColor="text1"/>
+          <w:sz w:val="26"/>
+          <w:szCs w:val="26"/>
+        </w:rPr>
+      </w:pPr>
+      <w:r>
+        <w:rPr>
+          <w:i/>
+          <w:iCs/>
+          <w:color w:val="000000" w:themeColor="text1"/>
+          <w:sz w:val="26"/>
+          <w:szCs w:val="26"/>
+        </w:rPr>
+        <w:t xml:space="preserve">Hà Nội, </w:t>
+      </w:r>
+      <w:r>
+        <w:rPr>
+          <w:i/>
+          <w:iCs/>
+          <w:color w:val="000000" w:themeColor="text1"/>
+          <w:sz w:val="26"/>
+          <w:szCs w:val="26"/>
+        </w:rPr>
+        <w:t>[[</w:t>
+      </w:r>
+      <w:r>
+        <w:rPr>
+          <w:i/>
+          <w:iCs/>
+          <w:color w:val="000000" w:themeColor="text1"/>
+          <w:sz w:val="26"/>
+          <w:szCs w:val="26"/>
+        </w:rPr>
+        <w:t>NgayThangNamHienTaiDayDu</w:t>
+      </w:r>
+      <w:r>
+        <w:rPr>
+          <w:i/>
+          <w:iCs/>
+          <w:color w:val="000000" w:themeColor="text1"/>
+          <w:sz w:val="26"/>
+          <w:szCs w:val="26"/>
+        </w:rPr>
+        <w:t>]]</w:t>
+      </w:r>
+    </w:p>
+    <w:p>
+      <w:pPr>
+        <w:shd w:val="clear" w:color="auto" w:fill="FFFFFF" w:themeFill="background1"/>
+        <w:spacing w:after="0"/>
+        <w:rPr>
+          <w:color w:val="000000" w:themeColor="text1"/>
+          <w:sz w:val="26"/>
+          <w:szCs w:val="26"/>
+        </w:rPr>
+      </w:pPr>
+    </w:p>
+    <w:p>
+      <w:pPr>
+        <w:shd w:val="clear" w:color="auto" w:fill="FFFFFF" w:themeFill="background1"/>
+        <w:spacing w:after="0"/>
+        <w:jc w:val="center"/>
+        <w:rPr>
+          <w:b/>
+          <w:bCs/>
+          <w:color w:val="000000" w:themeColor="text1"/>
+          <w:sz w:val="26"/>
+          <w:szCs w:val="26"/>
+        </w:rPr>
+      </w:pPr>
+      <w:r>
+        <w:rPr>
+          <w:b/>
+          <w:bCs/>
+          <w:color w:val="000000" w:themeColor="text1"/>
+          <w:sz w:val="26"/>
+          <w:szCs w:val="26"/>
+        </w:rPr>
+        <w:t>BÁO CÁO</w:t>
+      </w:r>
+    </w:p>
+    <w:p>
+      <w:pPr>
+        <w:shd w:val="clear" w:color="auto" w:fill="FFFFFF" w:themeFill="background1"/>
+        <w:spacing w:after="0"/>
+        <w:jc w:val="center"/>
+        <w:rPr>
+          <w:b/>
+          <w:bCs/>
+          <w:color w:val="000000" w:themeColor="text1"/>
+          <w:sz w:val="26"/>
+          <w:szCs w:val="26"/>
+        </w:rPr>
+      </w:pPr>
+      <w:r>
+        <w:rPr>
+          <w:b/>
+          <w:bCs/>
+          <w:color w:val="000000" w:themeColor="text1"/>
+          <w:sz w:val="26"/>
+          <w:szCs w:val="26"/>
+        </w:rPr>
+        <w:t>Ra nước ngoài về việc riêng</w:t>
+      </w:r>
+    </w:p>
+    <w:p>
+      <w:pPr>
+        <w:shd w:val="clear" w:color="auto" w:fill="FFFFFF" w:themeFill="background1"/>
+        <w:spacing w:after="0"/>
+        <w:rPr>
+          <w:color w:val="000000" w:themeColor="text1"/>
+        </w:rPr>
+      </w:pPr>
+      <w:r>
+        <w:rPr>
+          <w:noProof/>
+          <w:color w:val="000000" w:themeColor="text1"/>
+        </w:rPr>
+        <mc:AlternateContent>
+          <mc:Choice Requires="wps">
+            <w:drawing>
+              <wp:anchor distT="0" distB="0" distL="114300" distR="114300" simplePos="0" relativeHeight="251660288" behindDoc="0" locked="0" layoutInCell="1" allowOverlap="1" wp14:anchorId="5D387542" wp14:editId="59F74063">
+                <wp:simplePos x="0" y="0"/>
+                <wp:positionH relativeFrom="column">
+                  <wp:posOffset>2212975</wp:posOffset>
+                </wp:positionH>
+                <wp:positionV relativeFrom="paragraph">
+                  <wp:posOffset>39370</wp:posOffset>
+                </wp:positionV>
+                <wp:extent cx="1289685" cy="0"/>
+                <wp:effectExtent l="12700" t="10795" r="12065" b="8255"/>
+                <wp:wrapNone/>
+                <wp:docPr id="521086232" name="Straight Arrow Connector 176"/>
+                <wp:cNvGraphicFramePr>
+                  <a:graphicFrameLocks xmlns:a="http://schemas.openxmlformats.org/drawingml/2006/main"/>
+                </wp:cNvGraphicFramePr>
+                <a:graphic xmlns:a="http://schemas.openxmlformats.org/drawingml/2006/main">
+                  <a:graphicData uri="http://schemas.microsoft.com/office/word/2010/wordprocessingShape">
+                    <wps:wsp>
+                      <wps:cNvCnPr>
+                        <a:cxnSpLocks noChangeShapeType="1"/>
+                      </wps:cNvCnPr>
+                      <wps:spPr bwMode="auto">
+                        <a:xfrm>
+                          <a:off x="0" y="0"/>
+                          <a:ext cx="1289685" cy="0"/>
+                        </a:xfrm>
+                        <a:prstGeom prst="straightConnector1">
+                          <a:avLst/>
+                        </a:prstGeom>
+                        <a:noFill/>
+                        <a:ln w="9525">
+                          <a:solidFill>
+                            <a:srgbClr val="000000"/>
+                          </a:solidFill>
+                          <a:round/>
+                          <a:headEnd/>
+                          <a:tailEnd/>
+                        </a:ln>
+                        <a:extLst>
+                          <a:ext uri="{909E8E84-426E-40DD-AFC4-6F175D3DCCD1}">
+                            <a14:hiddenFill xmlns:a14="http://schemas.microsoft.com/office/drawing/2010/main">
+                              <a:noFill/>
+                            </a14:hiddenFill>
+                          </a:ext>
+                        </a:extLst>
+                      </wps:spPr>
+                      <wps:bodyPr/>
+                    </wps:wsp>
+                  </a:graphicData>
+                </a:graphic>
+                <wp14:sizeRelH relativeFrom="page">
+                  <wp14:pctWidth>0</wp14:pctWidth>
+                </wp14:sizeRelH>
+                <wp14:sizeRelV relativeFrom="page">
+                  <wp14:pctHeight>0</wp14:pctHeight>
+                </wp14:sizeRelV>
+              </wp:anchor>
+            </w:drawing>
+          </mc:Choice>
+          <mc:Fallback>
+            <w:pict>
+              <v:shape w14:anchorId="6356F2AC" id="Straight Arrow Connector 176" o:spid="_x0000_s1026" type="#_x0000_t32" style="position:absolute;margin-left:174.25pt;margin-top:3.1pt;width:101.55pt;height:0;z-index:251660288;visibility:visible;mso-wrap-style:square;mso-width-percent:0;mso-height-percent:0;mso-wrap-distance-left:9pt;mso-wrap-distance-top:0;mso-wrap-distance-right:9pt;mso-wrap-distance-bottom:0;mso-position-horizontal:absolute;mso-position-horizontal-relative:text;mso-position-vertical:absolute;mso-position-vertical-relative:text;mso-width-percent:0;mso-height-percent:0;mso-width-relative:page;mso-height-relative:page" o:gfxdata="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"/>
+            </w:pict>
+          </mc:Fallback>
+        </mc:AlternateContent>
+      </w:r>
+    </w:p>
+    <w:p>
+      <w:pPr>
+        <w:shd w:val="clear" w:color="auto" w:fill="FFFFFF" w:themeFill="background1"/>
+        <w:spacing w:after="0"/>
+        <w:rPr>
+          <w:color w:val="000000" w:themeColor="text1"/>
+        </w:rPr>
+      </w:pPr>
+    </w:p>
+    <w:p>
+      <w:pPr>
+        <w:shd w:val="clear" w:color="auto" w:fill="FFFFFF" w:themeFill="background1"/>
+        <w:tabs>
+          <w:tab w:val="left" w:leader="dot" w:pos="9072"/>
+        </w:tabs>
+        <w:spacing w:before="120" w:after="0"/>
+        <w:rPr>
+          <w:color w:val="000000" w:themeColor="text1"/>
+          <w:sz w:val="26"/>
+          <w:szCs w:val="26"/>
+        </w:rPr>
+      </w:pPr>
+      <w:r>
+        <w:rPr>
+          <w:color w:val="000000" w:themeColor="text1"/>
+          <w:sz w:val="26"/>
+          <w:szCs w:val="26"/>
+        </w:rPr>
+        <w:t xml:space="preserve">Họ và tên: </w:t>
+      </w:r>
+      <w:r>
+        <w:rPr>
+          <w:color w:val="000000" w:themeColor="text1"/>
+          <w:sz w:val="26"/>
+          <w:szCs w:val="26"/>
+        </w:rPr>
+        <w:t>[[</w:t>
+      </w:r>
+      <w:r>
+        <w:rPr>
+          <w:color w:val="000000" w:themeColor="text1"/>
+          <w:sz w:val="26"/>
+          <w:szCs w:val="26"/>
+        </w:rPr>
+        <w:t>HoTenHV</w:t>
+      </w:r>
+      <w:r>
+        <w:rPr>
+          <w:color w:val="000000" w:themeColor="text1"/>
+          <w:sz w:val="26"/>
+          <w:szCs w:val="26"/>
+        </w:rPr>
+        <w:t>]]</w:t>
+      </w:r>
+    </w:p>
+    <w:p>
+      <w:pPr>
+        <w:shd w:val="clear" w:color="auto" w:fill="FFFFFF" w:themeFill="background1"/>
+        <w:tabs>
+          <w:tab w:val="left" w:leader="dot" w:pos="9072"/>
+        </w:tabs>
+        <w:spacing w:before="120" w:after="0"/>
+        <w:rPr>
+          <w:color w:val="000000" w:themeColor="text1"/>
+          <w:sz w:val="26"/>
+          <w:szCs w:val="26"/>
+        </w:rPr>
+      </w:pPr>
+      <w:r>
+        <w:rPr>
+          <w:color w:val="000000" w:themeColor="text1"/>
+          <w:sz w:val="26"/>
+          <w:szCs w:val="26"/>
+        </w:rPr>
+        <w:t xml:space="preserve">Chức vụ Đảng, chính </w:t>
+      </w:r>
+      <w:proofErr w:type="gramStart"/>
+      <w:r>
+        <w:rPr>
+          <w:color w:val="000000" w:themeColor="text1"/>
+          <w:sz w:val="26"/>
+          <w:szCs w:val="26"/>
+        </w:rPr>
+        <w:t>quyền:</w:t>
+      </w:r>
+      <w:r>
+        <w:rPr>
+          <w:color w:val="000000" w:themeColor="text1"/>
+          <w:sz w:val="26"/>
+          <w:szCs w:val="26"/>
+        </w:rPr>
+        <w:t>[</w:t>
+      </w:r>
+      <w:proofErr w:type="gramEnd"/>
+      <w:r>
+        <w:rPr>
+          <w:color w:val="000000" w:themeColor="text1"/>
+          <w:sz w:val="26"/>
+          <w:szCs w:val="26"/>
+        </w:rPr>
+        <w:t>[ChucVuDangChinhQuyen]]</w:t>
+      </w:r>
+    </w:p>
+    <w:p>
+      <w:pPr>
+        <w:shd w:val="clear" w:color="auto" w:fill="FFFFFF" w:themeFill="background1"/>
+        <w:tabs>
+          <w:tab w:val="left" w:leader="dot" w:pos="9072"/>
+        </w:tabs>
+        <w:spacing w:before="120" w:after="0"/>
+        <w:rPr>
+          <w:color w:val="000000" w:themeColor="text1"/>
+          <w:sz w:val="26"/>
+          <w:szCs w:val="26"/>
+        </w:rPr>
+      </w:pPr>
+      <w:r>
+        <w:rPr>
+          <w:color w:val="000000" w:themeColor="text1"/>
+          <w:sz w:val="26"/>
+          <w:szCs w:val="26"/>
+        </w:rPr>
+        <w:t xml:space="preserve">Đi nước ngoài từ </w:t>
+      </w:r>
+      <w:proofErr w:type="gramStart"/>
+      <w:r>
+        <w:rPr>
+          <w:color w:val="000000" w:themeColor="text1"/>
+          <w:sz w:val="26"/>
+          <w:szCs w:val="26"/>
+        </w:rPr>
+        <w:t xml:space="preserve">ngày  </w:t>
+      </w:r>
+      <w:r>
+        <w:rPr>
+          <w:color w:val="000000" w:themeColor="text1"/>
+          <w:sz w:val="26"/>
+          <w:szCs w:val="26"/>
+        </w:rPr>
+        <w:t>[</w:t>
+      </w:r>
+      <w:proofErr w:type="gramEnd"/>
+      <w:r>
+        <w:rPr>
+          <w:color w:val="000000" w:themeColor="text1"/>
+          <w:sz w:val="26"/>
+          <w:szCs w:val="26"/>
+        </w:rPr>
+        <w:t>[CongTacTuNgay</w:t>
+      </w:r>
+      <w:proofErr w:type="gramStart"/>
+      <w:r>
+        <w:rPr>
+          <w:color w:val="000000" w:themeColor="text1"/>
+          <w:sz w:val="26"/>
+          <w:szCs w:val="26"/>
+        </w:rPr>
+        <w:t>]]</w:t>
+      </w:r>
+      <w:r>
+        <w:rPr>
+          <w:color w:val="000000" w:themeColor="text1"/>
+          <w:sz w:val="26"/>
+          <w:szCs w:val="26"/>
+        </w:rPr>
+        <w:t xml:space="preserve">  đến</w:t>
+      </w:r>
+      <w:proofErr w:type="gramEnd"/>
+      <w:r>
+        <w:rPr>
+          <w:color w:val="000000" w:themeColor="text1"/>
+          <w:sz w:val="26"/>
+          <w:szCs w:val="26"/>
+        </w:rPr>
+        <w:t xml:space="preserve"> </w:t>
+      </w:r>
+      <w:proofErr w:type="gramStart"/>
+      <w:r>
+        <w:rPr>
+          <w:color w:val="000000" w:themeColor="text1"/>
+          <w:sz w:val="26"/>
+          <w:szCs w:val="26"/>
+        </w:rPr>
+        <w:t xml:space="preserve">ngày  </w:t>
+      </w:r>
+      <w:r>
+        <w:rPr>
+          <w:color w:val="000000" w:themeColor="text1"/>
+          <w:sz w:val="26"/>
+          <w:szCs w:val="26"/>
+        </w:rPr>
+        <w:t>[</w:t>
+      </w:r>
+      <w:proofErr w:type="gramEnd"/>
+      <w:r>
+        <w:rPr>
+          <w:color w:val="000000" w:themeColor="text1"/>
+          <w:sz w:val="26"/>
+          <w:szCs w:val="26"/>
+        </w:rPr>
+        <w:t>[CongTacDenNgay]]</w:t>
+      </w:r>
+      <w:r>
+        <w:rPr>
+          <w:color w:val="000000" w:themeColor="text1"/>
+          <w:sz w:val="26"/>
+          <w:szCs w:val="26"/>
+        </w:rPr>
+        <w:t xml:space="preserve">   </w:t>
+      </w:r>
+    </w:p>
+    <w:p>
+      <w:pPr>
+        <w:shd w:val="clear" w:color="auto" w:fill="FFFFFF" w:themeFill="background1"/>
+        <w:tabs>
+          <w:tab w:val="left" w:leader="dot" w:pos="9072"/>
+        </w:tabs>
+        <w:spacing w:before="120" w:after="0"/>
+        <w:rPr>
+          <w:color w:val="000000" w:themeColor="text1"/>
+          <w:sz w:val="26"/>
+          <w:szCs w:val="26"/>
+        </w:rPr>
+      </w:pPr>
+      <w:r>
+        <w:rPr>
+          <w:color w:val="000000" w:themeColor="text1"/>
+          <w:sz w:val="26"/>
+          <w:szCs w:val="26"/>
+        </w:rPr>
+        <w:t>Quốc gia đến:</w:t>
+      </w:r>
+      <w:r>
+        <w:rPr>
+          <w:color w:val="000000" w:themeColor="text1"/>
+          <w:sz w:val="26"/>
+          <w:szCs w:val="26"/>
+        </w:rPr>
+        <w:t xml:space="preserve"> [[QuocGiaDen]]</w:t>
+      </w:r>
+    </w:p>
+    <w:p>
+      <w:pPr>
+        <w:shd w:val="clear" w:color="auto" w:fill="FFFFFF" w:themeFill="background1"/>
+        <w:tabs>
+          <w:tab w:val="left" w:leader="dot" w:pos="9072"/>
+        </w:tabs>
+        <w:spacing w:before="120" w:after="0"/>
+        <w:rPr>
+          <w:color w:val="000000" w:themeColor="text1"/>
+          <w:sz w:val="26"/>
+          <w:szCs w:val="26"/>
+        </w:rPr>
+      </w:pPr>
+      <w:r>
+        <w:rPr>
+          <w:color w:val="000000" w:themeColor="text1"/>
+          <w:sz w:val="26"/>
+          <w:szCs w:val="26"/>
+        </w:rPr>
+        <w:t xml:space="preserve">Mục đích, lý do chuyến </w:t>
+      </w:r>
+      <w:proofErr w:type="gramStart"/>
+      <w:r>
+        <w:rPr>
+          <w:color w:val="000000" w:themeColor="text1"/>
+          <w:sz w:val="26"/>
+          <w:szCs w:val="26"/>
+        </w:rPr>
+        <w:t>đi:</w:t>
+      </w:r>
+      <w:r>
+        <w:rPr>
+          <w:color w:val="000000" w:themeColor="text1"/>
+          <w:sz w:val="26"/>
+          <w:szCs w:val="26"/>
+        </w:rPr>
+        <w:t>[</w:t>
+      </w:r>
+      <w:proofErr w:type="gramEnd"/>
+      <w:r>
+        <w:rPr>
+          <w:color w:val="000000" w:themeColor="text1"/>
+          <w:sz w:val="26"/>
+          <w:szCs w:val="26"/>
+        </w:rPr>
+        <w:t>[MucDichChuyenDi]]</w:t>
+      </w:r>
+    </w:p>
+    <w:p>
+      <w:pPr>
+        <w:shd w:val="clear" w:color="auto" w:fill="FFFFFF" w:themeFill="background1"/>
+        <w:tabs>
+          <w:tab w:val="left" w:leader="dot" w:pos="9072"/>
+        </w:tabs>
+        <w:spacing w:before="120" w:after="0"/>
+        <w:jc w:val="both"/>
+        <w:rPr>
+          <w:i/>
+          <w:color w:val="000000" w:themeColor="text1"/>
+          <w:sz w:val="26"/>
+          <w:szCs w:val="26"/>
+        </w:rPr>
+      </w:pPr>
+      <w:r>
+        <w:rPr>
+          <w:i/>
+          <w:color w:val="000000" w:themeColor="text1"/>
+          <w:sz w:val="26"/>
+          <w:szCs w:val="26"/>
+        </w:rPr>
+        <w:t>(nếu đi theo thư mời, phải gửi kèm bản sao thư mời, kèm theo bản dịch Tiếng việt)</w:t>
+      </w:r>
+    </w:p>
+    <w:p>
+      <w:pPr>
+        <w:shd w:val="clear" w:color="auto" w:fill="FFFFFF" w:themeFill="background1"/>
+        <w:tabs>
+          <w:tab w:val="left" w:leader="dot" w:pos="9072"/>
+        </w:tabs>
+        <w:spacing w:before="120" w:after="0"/>
+        <w:rPr>
+          <w:color w:val="000000" w:themeColor="text1"/>
+          <w:sz w:val="26"/>
+          <w:szCs w:val="26"/>
+        </w:rPr>
+      </w:pPr>
+      <w:r>
+        <w:rPr>
+          <w:color w:val="000000" w:themeColor="text1"/>
+          <w:sz w:val="26"/>
+          <w:szCs w:val="26"/>
+        </w:rPr>
+        <w:t xml:space="preserve">Kinh </w:t>
+      </w:r>
+      <w:proofErr w:type="gramStart"/>
+      <w:r>
+        <w:rPr>
+          <w:color w:val="000000" w:themeColor="text1"/>
+          <w:sz w:val="26"/>
+          <w:szCs w:val="26"/>
+        </w:rPr>
+        <w:t>phí:</w:t>
+      </w:r>
+      <w:r>
+        <w:rPr>
+          <w:color w:val="000000" w:themeColor="text1"/>
+          <w:sz w:val="26"/>
+          <w:szCs w:val="26"/>
+        </w:rPr>
+        <w:t>[</w:t>
+      </w:r>
+      <w:proofErr w:type="gramEnd"/>
+      <w:r>
+        <w:rPr>
+          <w:color w:val="000000" w:themeColor="text1"/>
+          <w:sz w:val="26"/>
+          <w:szCs w:val="26"/>
+        </w:rPr>
+        <w:t>[</w:t>
+      </w:r>
+      <w:r>
+        <w:rPr>
+          <w:color w:val="000000" w:themeColor="text1"/>
+          <w:sz w:val="26"/>
+          <w:szCs w:val="26"/>
+        </w:rPr>
+        <w:t xml:space="preserve"> </w:t>
+      </w:r>
+      <w:r>
+        <w:rPr>
+          <w:color w:val="000000" w:themeColor="text1"/>
+          <w:sz w:val="26"/>
+          <w:szCs w:val="26"/>
+        </w:rPr>
+        <w:t>KinhPhiCongTac]]</w:t>
+      </w:r>
+    </w:p>
+    <w:p>
+      <w:pPr>
+        <w:shd w:val="clear" w:color="auto" w:fill="FFFFFF" w:themeFill="background1"/>
+        <w:tabs>
+          <w:tab w:val="left" w:leader="dot" w:pos="9072"/>
+        </w:tabs>
+        <w:spacing w:before="120" w:after="0"/>
+        <w:jc w:val="both"/>
+        <w:rPr>
+          <w:i/>
+          <w:color w:val="000000" w:themeColor="text1"/>
+          <w:sz w:val="26"/>
+          <w:szCs w:val="26"/>
+        </w:rPr>
+      </w:pPr>
+      <w:r>
+        <w:rPr>
+          <w:i/>
+          <w:color w:val="000000" w:themeColor="text1"/>
+          <w:sz w:val="26"/>
+          <w:szCs w:val="26"/>
+        </w:rPr>
+        <w:t>(nếu nguồn kinh phí di nước ngoài cấp, tài trợ thì phải có văn bản chứng minh)</w:t>
+      </w:r>
+    </w:p>
+    <w:p>
+      <w:pPr>
+        <w:shd w:val="clear" w:color="auto" w:fill="FFFFFF" w:themeFill="background1"/>
+        <w:tabs>
+          <w:tab w:val="left" w:leader="dot" w:pos="9072"/>
+        </w:tabs>
+        <w:spacing w:before="120" w:after="0"/>
+        <w:rPr>
+          <w:color w:val="000000" w:themeColor="text1"/>
+          <w:sz w:val="26"/>
+          <w:szCs w:val="26"/>
+        </w:rPr>
+      </w:pPr>
+      <w:r>
+        <w:rPr>
+          <w:color w:val="000000" w:themeColor="text1"/>
+          <w:sz w:val="26"/>
+          <w:szCs w:val="26"/>
+        </w:rPr>
+        <w:t>Cơ quan, tổ chức mời, tài trợ chuyến đi:</w:t>
+      </w:r>
+      <w:r>
+        <w:rPr>
+          <w:color w:val="000000" w:themeColor="text1"/>
+          <w:sz w:val="26"/>
+          <w:szCs w:val="26"/>
+        </w:rPr>
+        <w:t xml:space="preserve"> [[CoQuanTaiTro]]</w:t>
+      </w:r>
+    </w:p>
+    <w:p>
+      <w:pPr>
+        <w:shd w:val="clear" w:color="auto" w:fill="FFFFFF" w:themeFill="background1"/>
+        <w:tabs>
+          <w:tab w:val="left" w:leader="dot" w:pos="9072"/>
+        </w:tabs>
+        <w:spacing w:before="120" w:after="0"/>
+        <w:rPr>
+          <w:color w:val="000000" w:themeColor="text1"/>
+          <w:sz w:val="26"/>
+          <w:szCs w:val="26"/>
+        </w:rPr>
+      </w:pPr>
+      <w:r>
+        <w:rPr>
+          <w:color w:val="000000" w:themeColor="text1"/>
+          <w:sz w:val="26"/>
+          <w:szCs w:val="26"/>
+        </w:rPr>
+        <w:t>Số ngày nghỉ phép của chuyến đi:</w:t>
+      </w:r>
+      <w:r>
+        <w:rPr>
+          <w:color w:val="000000" w:themeColor="text1"/>
+          <w:sz w:val="26"/>
+          <w:szCs w:val="26"/>
+        </w:rPr>
+        <w:t xml:space="preserve"> [[SoNgayNghiChuyenDi]]</w:t>
+      </w:r>
+    </w:p>
+    <w:p>
+      <w:pPr>
+        <w:shd w:val="clear" w:color="auto" w:fill="FFFFFF" w:themeFill="background1"/>
+        <w:tabs>
+          <w:tab w:val="left" w:leader="dot" w:pos="9072"/>
+        </w:tabs>
+        <w:spacing w:before="120" w:after="0"/>
+        <w:rPr>
+          <w:color w:val="000000" w:themeColor="text1"/>
+          <w:sz w:val="26"/>
+          <w:szCs w:val="26"/>
+        </w:rPr>
+      </w:pPr>
+      <w:r>
+        <w:rPr>
+          <w:color w:val="000000" w:themeColor="text1"/>
+          <w:sz w:val="26"/>
+          <w:szCs w:val="26"/>
+        </w:rPr>
+        <w:t>Báo cáo tóm tắt lịch trình dự kiến trong thời gian ở nước ngoài:</w:t>
+      </w:r>
+    </w:p>
+    <w:p>
+      <w:pPr>
+        <w:shd w:val="clear" w:color="auto" w:fill="FFFFFF" w:themeFill="background1"/>
+        <w:tabs>
+          <w:tab w:val="left" w:leader="dot" w:pos="9072"/>
+        </w:tabs>
+        <w:spacing w:before="120" w:after="0"/>
+        <w:rPr>
+          <w:color w:val="000000" w:themeColor="text1"/>
+          <w:sz w:val="26"/>
+          <w:szCs w:val="26"/>
+        </w:rPr>
+      </w:pPr>
+      <w:r>
+        <w:rPr>
+          <w:color w:val="000000" w:themeColor="text1"/>
+          <w:sz w:val="26"/>
+          <w:szCs w:val="26"/>
+        </w:rPr>
+        <w:t>[[TomTatLichTrinh]]</w:t>
+      </w:r>
+    </w:p>
+    <w:p>
+      <w:pPr>
+        <w:shd w:val="clear" w:color="auto" w:fill="FFFFFF" w:themeFill="background1"/>
+        <w:spacing w:before="120" w:after="0"/>
+        <w:jc w:val="both"/>
+        <w:rPr>
+          <w:color w:val="000000" w:themeColor="text1"/>
+          <w:sz w:val="26"/>
+          <w:szCs w:val="26"/>
+        </w:rPr>
+      </w:pPr>
+      <w:r>
+        <w:rPr>
+          <w:color w:val="000000" w:themeColor="text1"/>
+          <w:sz w:val="26"/>
+          <w:szCs w:val="26"/>
+        </w:rPr>
+        <w:t>Tôi xin cam đoan bản báo cáo trên là đúng sự thật, nếu sai tôi xin hoàn toàn chịu trách nhiệm./.</w:t>
+      </w:r>
+    </w:p>
+    <w:tbl>
+      <w:tblPr>
+        <w:tblW w:w="0" w:type="auto"/>
+        <w:jc w:val="center"/>
+        <w:tblLook w:val="04A0" w:firstRow="1" w:lastRow="0" w:firstColumn="1" w:lastColumn="0" w:noHBand="0" w:noVBand="1"/>
+      </w:tblPr>
+      <w:tblGrid>
+        <w:gridCol w:w="4678"/>
+        <w:gridCol w:w="4394"/>
+      </w:tblGrid>
+      <w:tr>
+        <w:trPr>
+          <w:jc w:val="center"/>
+        </w:trPr>
+        <w:tc>
+          <w:tcPr>
+            <w:tcW w:w="4678" w:type="dxa"/>
+          </w:tcPr>
+          <w:bookmarkEnd w:id="0"/>
+          <w:p>
+            <w:pPr>
+              <w:shd w:val="clear" w:color="auto" w:fill="FFFFFF" w:themeFill="background1"/>
+              <w:spacing w:before="120" w:after="0"/>
+              <w:jc w:val="center"/>
+              <w:rPr>
+                <w:b/>
+                <w:bCs/>
+                <w:color w:val="000000" w:themeColor="text1"/>
+              </w:rPr>
+            </w:pPr>
+            <w:r>
+              <w:rPr>
+                <w:b/>
+                <w:bCs/>
+                <w:color w:val="000000" w:themeColor="text1"/>
+              </w:rPr>
+              <w:t>CHI BỘ</w:t>
+            </w:r>
+          </w:p>
+        </w:tc>
+        <w:tc>
+          <w:tcPr>
+            <w:tcW w:w="4394" w:type="dxa"/>
+          </w:tcPr>
+          <w:p>
+            <w:pPr>
+              <w:shd w:val="clear" w:color="auto" w:fill="FFFFFF" w:themeFill="background1"/>
+              <w:spacing w:before="120" w:after="0"/>
+              <w:jc w:val="center"/>
+              <w:rPr>
+                <w:b/>
+                <w:bCs/>
+                <w:color w:val="000000" w:themeColor="text1"/>
+              </w:rPr>
+            </w:pPr>
+            <w:r>
+              <w:rPr>
+                <w:b/>
+                <w:bCs/>
+                <w:color w:val="000000" w:themeColor="text1"/>
+              </w:rPr>
+              <w:t>NGƯỜI BÁO CÁO</w:t>
+            </w:r>
+          </w:p>
+          <w:p>
+            <w:pPr>
+              <w:shd w:val="clear" w:color="auto" w:fill="FFFFFF" w:themeFill="background1"/>
+              <w:spacing w:before="120" w:after="0"/>
+              <w:jc w:val="center"/>
+              <w:rPr>
+                <w:b/>
+                <w:bCs/>
+                <w:color w:val="000000" w:themeColor="text1"/>
+              </w:rPr>
+            </w:pPr>
+          </w:p>
+          <w:p>
+            <w:pPr>
+              <w:shd w:val="clear" w:color="auto" w:fill="FFFFFF" w:themeFill="background1"/>
+              <w:spacing w:before="120" w:after="0"/>
+              <w:jc w:val="center"/>
+              <w:rPr>
+                <w:b/>
+                <w:bCs/>
+                <w:color w:val="000000" w:themeColor="text1"/>
+              </w:rPr>
+            </w:pPr>
+          </w:p>
+          <w:p>
+            <w:pPr>
+              <w:shd w:val="clear" w:color="auto" w:fill="FFFFFF" w:themeFill="background1"/>
+              <w:spacing w:before="120" w:after="0"/>
+              <w:jc w:val="center"/>
+              <w:rPr>
+                <w:b/>
+                <w:bCs/>
+                <w:color w:val="000000" w:themeColor="text1"/>
+              </w:rPr>
+            </w:pPr>
+          </w:p>
+          <w:p>
+            <w:pPr>
+              <w:shd w:val="clear" w:color="auto" w:fill="FFFFFF" w:themeFill="background1"/>
+              <w:spacing w:before="120" w:after="0"/>
+              <w:jc w:val="center"/>
+              <w:rPr>
+                <w:b/>
+                <w:bCs/>
+                <w:color w:val="000000" w:themeColor="text1"/>
+              </w:rPr>
+            </w:pPr>
+          </w:p>
+          <w:p>
+            <w:pPr>
+              <w:shd w:val="clear" w:color="auto" w:fill="FFFFFF" w:themeFill="background1"/>
+              <w:spacing w:before="120" w:after="0"/>
+              <w:rPr>
+                <w:b/>
+                <w:bCs/>
+                <w:color w:val="000000" w:themeColor="text1"/>
+              </w:rPr>
+            </w:pPr>
+          </w:p>
+        </w:tc>
+      </w:tr>
+    </w:tbl>
+    <w:p>
+      <w:pPr>
+        <w:spacing w:after="0"/>
+      </w:pPr>
+    </w:p>
     <w:sectPr>
       <w:pgSz w:w="11907" w:h="16840" w:code="9"/>
       <w:pgMar w:top="1134" w:right="1134" w:bottom="1134" w:left="1701" w:header="720" w:footer="720" w:gutter="0"/>
@@ -14,7 +977,7 @@
 </file>
 
 <file path=word/styles.xml><?xml version="1.0" encoding="utf-8"?>
-<w:styles xmlns:mc="http://schemas.openxmlformats.org/markup-compatibility/2006" xmlns:r="http://schemas.openxmlformats.org/officeDocument/2006/relationships" xmlns:w="http://schemas.openxmlformats.org/wordprocessingml/2006/main" xmlns:w14="http://schemas.microsoft.com/office/word/2010/wordml" xmlns:w15="http://schemas.microsoft.com/office/word/2012/wordml" xmlns:w16cex="http://schemas.microsoft.com/office/word/2018/wordml/cex" xmlns:w16cid="http://schemas.microsoft.com/office/word/2016/wordml/cid" xmlns:w16="http://schemas.microsoft.com/office/word/2018/wordml" xmlns:w16sdtdh="http://schemas.microsoft.com/office/word/2020/wordml/sdtdatahash" xmlns:w16se="http://schemas.microsoft.com/office/word/2015/wordml/symex" mc:Ignorable="w14 w15 w16se w16cid w16 w16cex w16sdtdh">
+<w:styles xmlns:mc="http://schemas.openxmlformats.org/markup-compatibility/2006" xmlns:r="http://schemas.openxmlformats.org/officeDocument/2006/relationships" xmlns:w="http://schemas.openxmlformats.org/wordprocessingml/2006/main" xmlns:w14="http://schemas.microsoft.com/office/word/2010/wordml" xmlns:w15="http://schemas.microsoft.com/office/word/2012/wordml" xmlns:w16cex="http://schemas.microsoft.com/office/word/2018/wordml/cex" xmlns:w16cid="http://schemas.microsoft.com/office/word/2016/wordml/cid" xmlns:w16="http://schemas.microsoft.com/office/word/2018/wordml" xmlns:w16du="http://schemas.microsoft.com/office/word/2023/wordml/word16du" xmlns:w16sdtdh="http://schemas.microsoft.com/office/word/2020/wordml/sdtdatahash" xmlns:w16sdtfl="http://schemas.microsoft.com/office/word/2024/wordml/sdtformatlock" xmlns:w16se="http://schemas.microsoft.com/office/word/2015/wordml/symex" mc:Ignorable="w14 w15 w16se w16cid w16 w16cex w16sdtdh w16sdtfl w16du">
   <w:docDefaults>
     <w:rPrDefault>
       <w:rPr>
